--- a/docs/Analysis_of_Task_Based_Agentic_RL_Systems.docx
+++ b/docs/Analysis_of_Task_Based_Agentic_RL_Systems.docx
@@ -29,6 +29,15 @@
     </w:p>
     <w:p/>
     <w:p>
+      <w:pPr>
+        <w:pStyle w:val="Heading1"/>
+      </w:pPr>
+      <w:r>
+        <w:t>Training</w:t>
+      </w:r>
+    </w:p>
+    <w:p/>
+    <w:p>
       <w:r>
         <w:t xml:space="preserve">The </w:t>
       </w:r>
@@ -724,7 +733,7 @@
           <w:tab w:val="left" w:pos="13740"/>
           <w:tab w:val="left" w:pos="14656"/>
         </w:tabs>
-        <w:spacing w:after="0" w:line="240" w:lineRule="auto"/>
+        <w:spacing w:line="240" w:lineRule="auto"/>
         <w:rPr>
           <w:rFonts w:ascii="Courier New" w:eastAsia="Times New Roman" w:hAnsi="Courier New" w:cs="Courier New"/>
           <w:kern w:val="0"/>
@@ -764,7 +773,7 @@
           <w:tab w:val="left" w:pos="13740"/>
           <w:tab w:val="left" w:pos="14656"/>
         </w:tabs>
-        <w:spacing w:after="0" w:line="240" w:lineRule="auto"/>
+        <w:spacing w:line="240" w:lineRule="auto"/>
         <w:rPr>
           <w:rFonts w:ascii="Courier New" w:eastAsia="Times New Roman" w:hAnsi="Courier New" w:cs="Courier New"/>
           <w:kern w:val="0"/>
@@ -804,7 +813,7 @@
           <w:tab w:val="left" w:pos="13740"/>
           <w:tab w:val="left" w:pos="14656"/>
         </w:tabs>
-        <w:spacing w:after="0" w:line="240" w:lineRule="auto"/>
+        <w:spacing w:line="240" w:lineRule="auto"/>
         <w:rPr>
           <w:rFonts w:ascii="Courier New" w:eastAsia="Times New Roman" w:hAnsi="Courier New" w:cs="Courier New"/>
           <w:kern w:val="0"/>
@@ -844,7 +853,7 @@
           <w:tab w:val="left" w:pos="13740"/>
           <w:tab w:val="left" w:pos="14656"/>
         </w:tabs>
-        <w:spacing w:after="0" w:line="240" w:lineRule="auto"/>
+        <w:spacing w:line="240" w:lineRule="auto"/>
         <w:rPr>
           <w:rFonts w:ascii="Courier New" w:eastAsia="Times New Roman" w:hAnsi="Courier New" w:cs="Courier New"/>
           <w:kern w:val="0"/>
@@ -884,37 +893,37 @@
           <w:tab w:val="left" w:pos="13740"/>
           <w:tab w:val="left" w:pos="14656"/>
         </w:tabs>
-        <w:spacing w:after="0" w:line="240" w:lineRule="auto"/>
-        <w:rPr>
-          <w:rFonts w:ascii="Courier New" w:eastAsia="Times New Roman" w:hAnsi="Courier New" w:cs="Courier New"/>
-          <w:kern w:val="0"/>
-          <w:sz w:val="20"/>
-          <w:szCs w:val="20"/>
-          <w14:ligatures w14:val="none"/>
-        </w:rPr>
-      </w:pPr>
-    </w:p>
-    <w:p>
-      <w:pPr>
-        <w:tabs>
-          <w:tab w:val="left" w:pos="916"/>
-          <w:tab w:val="left" w:pos="1832"/>
-          <w:tab w:val="left" w:pos="2748"/>
-          <w:tab w:val="left" w:pos="3664"/>
-          <w:tab w:val="left" w:pos="4580"/>
-          <w:tab w:val="left" w:pos="5496"/>
-          <w:tab w:val="left" w:pos="6412"/>
-          <w:tab w:val="left" w:pos="7328"/>
-          <w:tab w:val="left" w:pos="8244"/>
-          <w:tab w:val="left" w:pos="9160"/>
-          <w:tab w:val="left" w:pos="10076"/>
-          <w:tab w:val="left" w:pos="10992"/>
-          <w:tab w:val="left" w:pos="11908"/>
-          <w:tab w:val="left" w:pos="12824"/>
-          <w:tab w:val="left" w:pos="13740"/>
-          <w:tab w:val="left" w:pos="14656"/>
-        </w:tabs>
-        <w:spacing w:after="0" w:line="240" w:lineRule="auto"/>
+        <w:spacing w:line="240" w:lineRule="auto"/>
+        <w:rPr>
+          <w:rFonts w:ascii="Courier New" w:eastAsia="Times New Roman" w:hAnsi="Courier New" w:cs="Courier New"/>
+          <w:kern w:val="0"/>
+          <w:sz w:val="20"/>
+          <w:szCs w:val="20"/>
+          <w14:ligatures w14:val="none"/>
+        </w:rPr>
+      </w:pPr>
+    </w:p>
+    <w:p>
+      <w:pPr>
+        <w:tabs>
+          <w:tab w:val="left" w:pos="916"/>
+          <w:tab w:val="left" w:pos="1832"/>
+          <w:tab w:val="left" w:pos="2748"/>
+          <w:tab w:val="left" w:pos="3664"/>
+          <w:tab w:val="left" w:pos="4580"/>
+          <w:tab w:val="left" w:pos="5496"/>
+          <w:tab w:val="left" w:pos="6412"/>
+          <w:tab w:val="left" w:pos="7328"/>
+          <w:tab w:val="left" w:pos="8244"/>
+          <w:tab w:val="left" w:pos="9160"/>
+          <w:tab w:val="left" w:pos="10076"/>
+          <w:tab w:val="left" w:pos="10992"/>
+          <w:tab w:val="left" w:pos="11908"/>
+          <w:tab w:val="left" w:pos="12824"/>
+          <w:tab w:val="left" w:pos="13740"/>
+          <w:tab w:val="left" w:pos="14656"/>
+        </w:tabs>
+        <w:spacing w:line="240" w:lineRule="auto"/>
         <w:rPr>
           <w:rFonts w:ascii="Courier New" w:eastAsia="Times New Roman" w:hAnsi="Courier New" w:cs="Courier New"/>
           <w:kern w:val="0"/>
@@ -954,7 +963,7 @@
           <w:tab w:val="left" w:pos="13740"/>
           <w:tab w:val="left" w:pos="14656"/>
         </w:tabs>
-        <w:spacing w:after="0" w:line="240" w:lineRule="auto"/>
+        <w:spacing w:line="240" w:lineRule="auto"/>
         <w:rPr>
           <w:rFonts w:ascii="Courier New" w:eastAsia="Times New Roman" w:hAnsi="Courier New" w:cs="Courier New"/>
           <w:kern w:val="0"/>
@@ -994,7 +1003,7 @@
           <w:tab w:val="left" w:pos="13740"/>
           <w:tab w:val="left" w:pos="14656"/>
         </w:tabs>
-        <w:spacing w:after="0" w:line="240" w:lineRule="auto"/>
+        <w:spacing w:line="240" w:lineRule="auto"/>
         <w:rPr>
           <w:rFonts w:ascii="Menlo" w:eastAsia="Times New Roman" w:hAnsi="Menlo" w:cs="Menlo"/>
           <w:kern w:val="0"/>
@@ -1152,7 +1161,7 @@
           <w:tab w:val="left" w:pos="13740"/>
           <w:tab w:val="left" w:pos="14656"/>
         </w:tabs>
-        <w:spacing w:after="0" w:line="240" w:lineRule="auto"/>
+        <w:spacing w:line="240" w:lineRule="auto"/>
         <w:rPr>
           <w:rFonts w:ascii="Menlo" w:eastAsia="Times New Roman" w:hAnsi="Menlo" w:cs="Menlo"/>
           <w:kern w:val="0"/>
@@ -1195,7 +1204,7 @@
           <w:tab w:val="left" w:pos="13740"/>
           <w:tab w:val="left" w:pos="14656"/>
         </w:tabs>
-        <w:spacing w:after="0" w:line="240" w:lineRule="auto"/>
+        <w:spacing w:line="240" w:lineRule="auto"/>
         <w:rPr>
           <w:rFonts w:ascii="Menlo" w:eastAsia="Times New Roman" w:hAnsi="Menlo" w:cs="Menlo"/>
           <w:kern w:val="0"/>
@@ -1237,7 +1246,7 @@
           <w:tab w:val="left" w:pos="13740"/>
           <w:tab w:val="left" w:pos="14656"/>
         </w:tabs>
-        <w:spacing w:after="0" w:line="240" w:lineRule="auto"/>
+        <w:spacing w:line="240" w:lineRule="auto"/>
         <w:rPr>
           <w:rFonts w:ascii="Courier New" w:eastAsia="Times New Roman" w:hAnsi="Courier New" w:cs="Courier New"/>
           <w:kern w:val="0"/>
@@ -1279,7 +1288,7 @@
           <w:tab w:val="left" w:pos="13740"/>
           <w:tab w:val="left" w:pos="14656"/>
         </w:tabs>
-        <w:spacing w:after="0" w:line="240" w:lineRule="auto"/>
+        <w:spacing w:line="240" w:lineRule="auto"/>
         <w:rPr>
           <w:rFonts w:ascii="Courier New" w:eastAsia="Times New Roman" w:hAnsi="Courier New" w:cs="Courier New"/>
           <w:kern w:val="0"/>
@@ -1321,7 +1330,7 @@
           <w:tab w:val="left" w:pos="13740"/>
           <w:tab w:val="left" w:pos="14656"/>
         </w:tabs>
-        <w:spacing w:after="0" w:line="240" w:lineRule="auto"/>
+        <w:spacing w:line="240" w:lineRule="auto"/>
         <w:rPr>
           <w:rFonts w:ascii="Courier New" w:eastAsia="Times New Roman" w:hAnsi="Courier New" w:cs="Courier New"/>
           <w:kern w:val="0"/>
@@ -1363,7 +1372,7 @@
           <w:tab w:val="left" w:pos="13740"/>
           <w:tab w:val="left" w:pos="14656"/>
         </w:tabs>
-        <w:spacing w:after="0" w:line="240" w:lineRule="auto"/>
+        <w:spacing w:line="240" w:lineRule="auto"/>
         <w:rPr>
           <w:rFonts w:ascii="Courier New" w:eastAsia="Times New Roman" w:hAnsi="Courier New" w:cs="Courier New"/>
           <w:kern w:val="0"/>
@@ -1405,7 +1414,7 @@
           <w:tab w:val="left" w:pos="13740"/>
           <w:tab w:val="left" w:pos="14656"/>
         </w:tabs>
-        <w:spacing w:after="0" w:line="240" w:lineRule="auto"/>
+        <w:spacing w:line="240" w:lineRule="auto"/>
         <w:rPr>
           <w:rFonts w:ascii="Courier New" w:eastAsia="Times New Roman" w:hAnsi="Courier New" w:cs="Courier New"/>
           <w:kern w:val="0"/>
@@ -1447,7 +1456,7 @@
           <w:tab w:val="left" w:pos="13740"/>
           <w:tab w:val="left" w:pos="14656"/>
         </w:tabs>
-        <w:spacing w:after="0" w:line="240" w:lineRule="auto"/>
+        <w:spacing w:line="240" w:lineRule="auto"/>
         <w:rPr>
           <w:rFonts w:ascii="Courier New" w:eastAsia="Times New Roman" w:hAnsi="Courier New" w:cs="Courier New"/>
           <w:kern w:val="0"/>
@@ -1489,7 +1498,7 @@
           <w:tab w:val="left" w:pos="13740"/>
           <w:tab w:val="left" w:pos="14656"/>
         </w:tabs>
-        <w:spacing w:after="0" w:line="240" w:lineRule="auto"/>
+        <w:spacing w:line="240" w:lineRule="auto"/>
         <w:rPr>
           <w:rFonts w:ascii="Courier New" w:eastAsia="Times New Roman" w:hAnsi="Courier New" w:cs="Courier New"/>
           <w:kern w:val="0"/>
@@ -1531,7 +1540,7 @@
           <w:tab w:val="left" w:pos="13740"/>
           <w:tab w:val="left" w:pos="14656"/>
         </w:tabs>
-        <w:spacing w:after="0" w:line="240" w:lineRule="auto"/>
+        <w:spacing w:line="240" w:lineRule="auto"/>
         <w:rPr>
           <w:rFonts w:ascii="Courier New" w:eastAsia="Times New Roman" w:hAnsi="Courier New" w:cs="Courier New"/>
           <w:kern w:val="0"/>
@@ -1573,7 +1582,7 @@
           <w:tab w:val="left" w:pos="13740"/>
           <w:tab w:val="left" w:pos="14656"/>
         </w:tabs>
-        <w:spacing w:after="0" w:line="240" w:lineRule="auto"/>
+        <w:spacing w:line="240" w:lineRule="auto"/>
         <w:rPr>
           <w:rFonts w:ascii="Courier New" w:eastAsia="Times New Roman" w:hAnsi="Courier New" w:cs="Courier New"/>
           <w:kern w:val="0"/>
@@ -1615,7 +1624,7 @@
           <w:tab w:val="left" w:pos="13740"/>
           <w:tab w:val="left" w:pos="14656"/>
         </w:tabs>
-        <w:spacing w:after="0" w:line="240" w:lineRule="auto"/>
+        <w:spacing w:line="240" w:lineRule="auto"/>
         <w:rPr>
           <w:rFonts w:ascii="Courier New" w:eastAsia="Times New Roman" w:hAnsi="Courier New" w:cs="Courier New"/>
           <w:kern w:val="0"/>
@@ -1657,7 +1666,7 @@
           <w:tab w:val="left" w:pos="13740"/>
           <w:tab w:val="left" w:pos="14656"/>
         </w:tabs>
-        <w:spacing w:after="0" w:line="240" w:lineRule="auto"/>
+        <w:spacing w:line="240" w:lineRule="auto"/>
         <w:rPr>
           <w:rFonts w:ascii="Courier New" w:eastAsia="Times New Roman" w:hAnsi="Courier New" w:cs="Courier New"/>
           <w:kern w:val="0"/>
@@ -1699,7 +1708,7 @@
           <w:tab w:val="left" w:pos="13740"/>
           <w:tab w:val="left" w:pos="14656"/>
         </w:tabs>
-        <w:spacing w:after="0" w:line="240" w:lineRule="auto"/>
+        <w:spacing w:line="240" w:lineRule="auto"/>
         <w:rPr>
           <w:rFonts w:ascii="Courier New" w:eastAsia="Times New Roman" w:hAnsi="Courier New" w:cs="Courier New"/>
           <w:kern w:val="0"/>
@@ -1741,7 +1750,7 @@
           <w:tab w:val="left" w:pos="13740"/>
           <w:tab w:val="left" w:pos="14656"/>
         </w:tabs>
-        <w:spacing w:after="0" w:line="240" w:lineRule="auto"/>
+        <w:spacing w:line="240" w:lineRule="auto"/>
         <w:rPr>
           <w:rFonts w:ascii="Courier New" w:eastAsia="Times New Roman" w:hAnsi="Courier New" w:cs="Courier New"/>
           <w:kern w:val="0"/>
@@ -1783,7 +1792,7 @@
           <w:tab w:val="left" w:pos="13740"/>
           <w:tab w:val="left" w:pos="14656"/>
         </w:tabs>
-        <w:spacing w:after="0" w:line="240" w:lineRule="auto"/>
+        <w:spacing w:line="240" w:lineRule="auto"/>
         <w:rPr>
           <w:rFonts w:ascii="Courier New" w:eastAsia="Times New Roman" w:hAnsi="Courier New" w:cs="Courier New"/>
           <w:kern w:val="0"/>
@@ -1825,7 +1834,7 @@
           <w:tab w:val="left" w:pos="13740"/>
           <w:tab w:val="left" w:pos="14656"/>
         </w:tabs>
-        <w:spacing w:after="0" w:line="240" w:lineRule="auto"/>
+        <w:spacing w:line="240" w:lineRule="auto"/>
         <w:rPr>
           <w:rFonts w:ascii="Courier New" w:eastAsia="Times New Roman" w:hAnsi="Courier New" w:cs="Courier New"/>
           <w:kern w:val="0"/>
@@ -1867,7 +1876,7 @@
           <w:tab w:val="left" w:pos="13740"/>
           <w:tab w:val="left" w:pos="14656"/>
         </w:tabs>
-        <w:spacing w:after="0" w:line="240" w:lineRule="auto"/>
+        <w:spacing w:line="240" w:lineRule="auto"/>
         <w:rPr>
           <w:rFonts w:ascii="Courier New" w:eastAsia="Times New Roman" w:hAnsi="Courier New" w:cs="Courier New"/>
           <w:kern w:val="0"/>
@@ -1909,7 +1918,7 @@
           <w:tab w:val="left" w:pos="13740"/>
           <w:tab w:val="left" w:pos="14656"/>
         </w:tabs>
-        <w:spacing w:after="0" w:line="240" w:lineRule="auto"/>
+        <w:spacing w:line="240" w:lineRule="auto"/>
         <w:rPr>
           <w:rFonts w:ascii="Courier New" w:eastAsia="Times New Roman" w:hAnsi="Courier New" w:cs="Courier New"/>
           <w:kern w:val="0"/>
@@ -1956,7 +1965,7 @@
           <w:tab w:val="left" w:pos="13740"/>
           <w:tab w:val="left" w:pos="14656"/>
         </w:tabs>
-        <w:spacing w:after="0" w:line="240" w:lineRule="auto"/>
+        <w:spacing w:line="240" w:lineRule="auto"/>
         <w:rPr>
           <w:rFonts w:ascii="Courier New" w:eastAsia="Times New Roman" w:hAnsi="Courier New" w:cs="Courier New"/>
           <w:kern w:val="0"/>
@@ -1998,7 +2007,7 @@
           <w:tab w:val="left" w:pos="13740"/>
           <w:tab w:val="left" w:pos="14656"/>
         </w:tabs>
-        <w:spacing w:after="0" w:line="240" w:lineRule="auto"/>
+        <w:spacing w:line="240" w:lineRule="auto"/>
         <w:rPr>
           <w:rFonts w:ascii="Menlo" w:eastAsia="Times New Roman" w:hAnsi="Menlo" w:cs="Menlo"/>
           <w:kern w:val="0"/>
@@ -2040,7 +2049,7 @@
           <w:tab w:val="left" w:pos="13740"/>
           <w:tab w:val="left" w:pos="14656"/>
         </w:tabs>
-        <w:spacing w:after="0" w:line="240" w:lineRule="auto"/>
+        <w:spacing w:line="240" w:lineRule="auto"/>
         <w:rPr>
           <w:rFonts w:ascii="Menlo" w:eastAsia="Times New Roman" w:hAnsi="Menlo" w:cs="Menlo"/>
           <w:kern w:val="0"/>
@@ -2082,7 +2091,7 @@
           <w:tab w:val="left" w:pos="13740"/>
           <w:tab w:val="left" w:pos="14656"/>
         </w:tabs>
-        <w:spacing w:after="0" w:line="240" w:lineRule="auto"/>
+        <w:spacing w:line="240" w:lineRule="auto"/>
         <w:rPr>
           <w:rFonts w:ascii="Menlo" w:eastAsia="Times New Roman" w:hAnsi="Menlo" w:cs="Menlo"/>
           <w:kern w:val="0"/>
@@ -2124,7 +2133,7 @@
           <w:tab w:val="left" w:pos="13740"/>
           <w:tab w:val="left" w:pos="14656"/>
         </w:tabs>
-        <w:spacing w:after="0" w:line="240" w:lineRule="auto"/>
+        <w:spacing w:line="240" w:lineRule="auto"/>
         <w:rPr>
           <w:rFonts w:ascii="Courier New" w:eastAsia="Times New Roman" w:hAnsi="Courier New" w:cs="Courier New"/>
           <w:kern w:val="0"/>
@@ -2166,7 +2175,7 @@
           <w:tab w:val="left" w:pos="13740"/>
           <w:tab w:val="left" w:pos="14656"/>
         </w:tabs>
-        <w:spacing w:after="0" w:line="240" w:lineRule="auto"/>
+        <w:spacing w:line="240" w:lineRule="auto"/>
         <w:rPr>
           <w:rFonts w:ascii="Courier New" w:eastAsia="Times New Roman" w:hAnsi="Courier New" w:cs="Courier New"/>
           <w:kern w:val="0"/>
@@ -2208,7 +2217,7 @@
           <w:tab w:val="left" w:pos="13740"/>
           <w:tab w:val="left" w:pos="14656"/>
         </w:tabs>
-        <w:spacing w:after="0" w:line="240" w:lineRule="auto"/>
+        <w:spacing w:line="240" w:lineRule="auto"/>
         <w:rPr>
           <w:rFonts w:ascii="Courier New" w:eastAsia="Times New Roman" w:hAnsi="Courier New" w:cs="Courier New"/>
           <w:kern w:val="0"/>
@@ -2250,7 +2259,7 @@
           <w:tab w:val="left" w:pos="13740"/>
           <w:tab w:val="left" w:pos="14656"/>
         </w:tabs>
-        <w:spacing w:after="0" w:line="240" w:lineRule="auto"/>
+        <w:spacing w:line="240" w:lineRule="auto"/>
         <w:rPr>
           <w:rFonts w:ascii="Courier New" w:eastAsia="Times New Roman" w:hAnsi="Courier New" w:cs="Courier New"/>
           <w:kern w:val="0"/>
@@ -2292,7 +2301,7 @@
           <w:tab w:val="left" w:pos="13740"/>
           <w:tab w:val="left" w:pos="14656"/>
         </w:tabs>
-        <w:spacing w:after="0" w:line="240" w:lineRule="auto"/>
+        <w:spacing w:line="240" w:lineRule="auto"/>
         <w:rPr>
           <w:rFonts w:ascii="Courier New" w:eastAsia="Times New Roman" w:hAnsi="Courier New" w:cs="Courier New"/>
           <w:kern w:val="0"/>
@@ -2334,7 +2343,7 @@
           <w:tab w:val="left" w:pos="13740"/>
           <w:tab w:val="left" w:pos="14656"/>
         </w:tabs>
-        <w:spacing w:after="0" w:line="240" w:lineRule="auto"/>
+        <w:spacing w:line="240" w:lineRule="auto"/>
         <w:rPr>
           <w:rFonts w:ascii="Courier New" w:eastAsia="Times New Roman" w:hAnsi="Courier New" w:cs="Courier New"/>
           <w:kern w:val="0"/>
@@ -2376,7 +2385,7 @@
           <w:tab w:val="left" w:pos="13740"/>
           <w:tab w:val="left" w:pos="14656"/>
         </w:tabs>
-        <w:spacing w:after="0" w:line="240" w:lineRule="auto"/>
+        <w:spacing w:line="240" w:lineRule="auto"/>
         <w:rPr>
           <w:rFonts w:ascii="Courier New" w:eastAsia="Times New Roman" w:hAnsi="Courier New" w:cs="Courier New"/>
           <w:kern w:val="0"/>
@@ -2418,7 +2427,7 @@
           <w:tab w:val="left" w:pos="13740"/>
           <w:tab w:val="left" w:pos="14656"/>
         </w:tabs>
-        <w:spacing w:after="0" w:line="240" w:lineRule="auto"/>
+        <w:spacing w:line="240" w:lineRule="auto"/>
         <w:rPr>
           <w:rFonts w:ascii="Courier New" w:eastAsia="Times New Roman" w:hAnsi="Courier New" w:cs="Courier New"/>
           <w:kern w:val="0"/>
@@ -2460,7 +2469,7 @@
           <w:tab w:val="left" w:pos="13740"/>
           <w:tab w:val="left" w:pos="14656"/>
         </w:tabs>
-        <w:spacing w:after="0" w:line="240" w:lineRule="auto"/>
+        <w:spacing w:line="240" w:lineRule="auto"/>
         <w:rPr>
           <w:rFonts w:ascii="Courier New" w:eastAsia="Times New Roman" w:hAnsi="Courier New" w:cs="Courier New"/>
           <w:kern w:val="0"/>
@@ -2502,7 +2511,7 @@
           <w:tab w:val="left" w:pos="13740"/>
           <w:tab w:val="left" w:pos="14656"/>
         </w:tabs>
-        <w:spacing w:after="0" w:line="240" w:lineRule="auto"/>
+        <w:spacing w:line="240" w:lineRule="auto"/>
         <w:rPr>
           <w:rFonts w:ascii="Courier New" w:eastAsia="Times New Roman" w:hAnsi="Courier New" w:cs="Courier New"/>
           <w:kern w:val="0"/>
@@ -2544,7 +2553,7 @@
           <w:tab w:val="left" w:pos="13740"/>
           <w:tab w:val="left" w:pos="14656"/>
         </w:tabs>
-        <w:spacing w:after="0" w:line="240" w:lineRule="auto"/>
+        <w:spacing w:line="240" w:lineRule="auto"/>
         <w:rPr>
           <w:rFonts w:ascii="Courier New" w:eastAsia="Times New Roman" w:hAnsi="Courier New" w:cs="Courier New"/>
           <w:kern w:val="0"/>
@@ -2586,7 +2595,7 @@
           <w:tab w:val="left" w:pos="13740"/>
           <w:tab w:val="left" w:pos="14656"/>
         </w:tabs>
-        <w:spacing w:after="0" w:line="240" w:lineRule="auto"/>
+        <w:spacing w:line="240" w:lineRule="auto"/>
         <w:rPr>
           <w:rFonts w:ascii="Courier New" w:eastAsia="Times New Roman" w:hAnsi="Courier New" w:cs="Courier New"/>
           <w:kern w:val="0"/>
@@ -2628,7 +2637,7 @@
           <w:tab w:val="left" w:pos="13740"/>
           <w:tab w:val="left" w:pos="14656"/>
         </w:tabs>
-        <w:spacing w:after="0" w:line="240" w:lineRule="auto"/>
+        <w:spacing w:line="240" w:lineRule="auto"/>
         <w:rPr>
           <w:rFonts w:ascii="Courier New" w:eastAsia="Times New Roman" w:hAnsi="Courier New" w:cs="Courier New"/>
           <w:kern w:val="0"/>
@@ -2670,7 +2679,7 @@
           <w:tab w:val="left" w:pos="13740"/>
           <w:tab w:val="left" w:pos="14656"/>
         </w:tabs>
-        <w:spacing w:after="0" w:line="240" w:lineRule="auto"/>
+        <w:spacing w:line="240" w:lineRule="auto"/>
         <w:rPr>
           <w:rFonts w:ascii="Courier New" w:eastAsia="Times New Roman" w:hAnsi="Courier New" w:cs="Courier New"/>
           <w:kern w:val="0"/>
@@ -2712,7 +2721,7 @@
           <w:tab w:val="left" w:pos="13740"/>
           <w:tab w:val="left" w:pos="14656"/>
         </w:tabs>
-        <w:spacing w:after="0" w:line="240" w:lineRule="auto"/>
+        <w:spacing w:line="240" w:lineRule="auto"/>
         <w:rPr>
           <w:rFonts w:ascii="Courier New" w:eastAsia="Times New Roman" w:hAnsi="Courier New" w:cs="Courier New"/>
           <w:kern w:val="0"/>
@@ -2754,7 +2763,7 @@
           <w:tab w:val="left" w:pos="13740"/>
           <w:tab w:val="left" w:pos="14656"/>
         </w:tabs>
-        <w:spacing w:after="0" w:line="240" w:lineRule="auto"/>
+        <w:spacing w:line="240" w:lineRule="auto"/>
         <w:rPr>
           <w:rFonts w:ascii="Courier New" w:eastAsia="Times New Roman" w:hAnsi="Courier New" w:cs="Courier New"/>
           <w:kern w:val="0"/>
@@ -2796,7 +2805,7 @@
           <w:tab w:val="left" w:pos="13740"/>
           <w:tab w:val="left" w:pos="14656"/>
         </w:tabs>
-        <w:spacing w:after="0" w:line="240" w:lineRule="auto"/>
+        <w:spacing w:line="240" w:lineRule="auto"/>
         <w:rPr>
           <w:rFonts w:ascii="Courier New" w:eastAsia="Times New Roman" w:hAnsi="Courier New" w:cs="Courier New"/>
           <w:kern w:val="0"/>
@@ -2838,7 +2847,7 @@
           <w:tab w:val="left" w:pos="13740"/>
           <w:tab w:val="left" w:pos="14656"/>
         </w:tabs>
-        <w:spacing w:after="0" w:line="240" w:lineRule="auto"/>
+        <w:spacing w:line="240" w:lineRule="auto"/>
         <w:rPr>
           <w:rFonts w:ascii="Courier New" w:eastAsia="Times New Roman" w:hAnsi="Courier New" w:cs="Courier New"/>
           <w:kern w:val="0"/>
@@ -2880,7 +2889,7 @@
           <w:tab w:val="left" w:pos="13740"/>
           <w:tab w:val="left" w:pos="14656"/>
         </w:tabs>
-        <w:spacing w:after="0" w:line="240" w:lineRule="auto"/>
+        <w:spacing w:line="240" w:lineRule="auto"/>
         <w:rPr>
           <w:rFonts w:ascii="Courier New" w:eastAsia="Times New Roman" w:hAnsi="Courier New" w:cs="Courier New"/>
           <w:kern w:val="0"/>
@@ -2922,7 +2931,7 @@
           <w:tab w:val="left" w:pos="13740"/>
           <w:tab w:val="left" w:pos="14656"/>
         </w:tabs>
-        <w:spacing w:after="0" w:line="240" w:lineRule="auto"/>
+        <w:spacing w:line="240" w:lineRule="auto"/>
         <w:rPr>
           <w:rFonts w:ascii="Menlo" w:eastAsia="Times New Roman" w:hAnsi="Menlo" w:cs="Menlo"/>
           <w:kern w:val="0"/>
@@ -2962,7 +2971,7 @@
           <w:tab w:val="left" w:pos="13740"/>
           <w:tab w:val="left" w:pos="14656"/>
         </w:tabs>
-        <w:spacing w:after="0" w:line="240" w:lineRule="auto"/>
+        <w:spacing w:line="240" w:lineRule="auto"/>
         <w:rPr>
           <w:rFonts w:ascii="Courier New" w:eastAsia="Times New Roman" w:hAnsi="Courier New" w:cs="Courier New"/>
           <w:kern w:val="0"/>
@@ -3002,37 +3011,37 @@
           <w:tab w:val="left" w:pos="13740"/>
           <w:tab w:val="left" w:pos="14656"/>
         </w:tabs>
-        <w:spacing w:after="0" w:line="240" w:lineRule="auto"/>
-        <w:rPr>
-          <w:rFonts w:ascii="Courier New" w:eastAsia="Times New Roman" w:hAnsi="Courier New" w:cs="Courier New"/>
-          <w:kern w:val="0"/>
-          <w:sz w:val="20"/>
-          <w:szCs w:val="20"/>
-          <w14:ligatures w14:val="none"/>
-        </w:rPr>
-      </w:pPr>
-    </w:p>
-    <w:p>
-      <w:pPr>
-        <w:tabs>
-          <w:tab w:val="left" w:pos="916"/>
-          <w:tab w:val="left" w:pos="1832"/>
-          <w:tab w:val="left" w:pos="2748"/>
-          <w:tab w:val="left" w:pos="3664"/>
-          <w:tab w:val="left" w:pos="4580"/>
-          <w:tab w:val="left" w:pos="5496"/>
-          <w:tab w:val="left" w:pos="6412"/>
-          <w:tab w:val="left" w:pos="7328"/>
-          <w:tab w:val="left" w:pos="8244"/>
-          <w:tab w:val="left" w:pos="9160"/>
-          <w:tab w:val="left" w:pos="10076"/>
-          <w:tab w:val="left" w:pos="10992"/>
-          <w:tab w:val="left" w:pos="11908"/>
-          <w:tab w:val="left" w:pos="12824"/>
-          <w:tab w:val="left" w:pos="13740"/>
-          <w:tab w:val="left" w:pos="14656"/>
-        </w:tabs>
-        <w:spacing w:after="0" w:line="240" w:lineRule="auto"/>
+        <w:spacing w:line="240" w:lineRule="auto"/>
+        <w:rPr>
+          <w:rFonts w:ascii="Courier New" w:eastAsia="Times New Roman" w:hAnsi="Courier New" w:cs="Courier New"/>
+          <w:kern w:val="0"/>
+          <w:sz w:val="20"/>
+          <w:szCs w:val="20"/>
+          <w14:ligatures w14:val="none"/>
+        </w:rPr>
+      </w:pPr>
+    </w:p>
+    <w:p>
+      <w:pPr>
+        <w:tabs>
+          <w:tab w:val="left" w:pos="916"/>
+          <w:tab w:val="left" w:pos="1832"/>
+          <w:tab w:val="left" w:pos="2748"/>
+          <w:tab w:val="left" w:pos="3664"/>
+          <w:tab w:val="left" w:pos="4580"/>
+          <w:tab w:val="left" w:pos="5496"/>
+          <w:tab w:val="left" w:pos="6412"/>
+          <w:tab w:val="left" w:pos="7328"/>
+          <w:tab w:val="left" w:pos="8244"/>
+          <w:tab w:val="left" w:pos="9160"/>
+          <w:tab w:val="left" w:pos="10076"/>
+          <w:tab w:val="left" w:pos="10992"/>
+          <w:tab w:val="left" w:pos="11908"/>
+          <w:tab w:val="left" w:pos="12824"/>
+          <w:tab w:val="left" w:pos="13740"/>
+          <w:tab w:val="left" w:pos="14656"/>
+        </w:tabs>
+        <w:spacing w:line="240" w:lineRule="auto"/>
         <w:rPr>
           <w:rFonts w:ascii="Courier New" w:eastAsia="Times New Roman" w:hAnsi="Courier New" w:cs="Courier New"/>
           <w:kern w:val="0"/>
@@ -3072,7 +3081,7 @@
           <w:tab w:val="left" w:pos="13740"/>
           <w:tab w:val="left" w:pos="14656"/>
         </w:tabs>
-        <w:spacing w:after="0" w:line="240" w:lineRule="auto"/>
+        <w:spacing w:line="240" w:lineRule="auto"/>
         <w:rPr>
           <w:rFonts w:ascii="Courier New" w:eastAsia="Times New Roman" w:hAnsi="Courier New" w:cs="Courier New"/>
           <w:kern w:val="0"/>
@@ -3112,7 +3121,7 @@
           <w:tab w:val="left" w:pos="13740"/>
           <w:tab w:val="left" w:pos="14656"/>
         </w:tabs>
-        <w:spacing w:after="0" w:line="240" w:lineRule="auto"/>
+        <w:spacing w:line="240" w:lineRule="auto"/>
         <w:rPr>
           <w:rFonts w:ascii="Courier New" w:eastAsia="Times New Roman" w:hAnsi="Courier New" w:cs="Courier New"/>
           <w:kern w:val="0"/>
@@ -3152,7 +3161,7 @@
           <w:tab w:val="left" w:pos="13740"/>
           <w:tab w:val="left" w:pos="14656"/>
         </w:tabs>
-        <w:spacing w:after="0" w:line="240" w:lineRule="auto"/>
+        <w:spacing w:line="240" w:lineRule="auto"/>
         <w:rPr>
           <w:rFonts w:ascii="Courier New" w:eastAsia="Times New Roman" w:hAnsi="Courier New" w:cs="Courier New"/>
           <w:kern w:val="0"/>
@@ -3192,7 +3201,7 @@
           <w:tab w:val="left" w:pos="13740"/>
           <w:tab w:val="left" w:pos="14656"/>
         </w:tabs>
-        <w:spacing w:after="0" w:line="240" w:lineRule="auto"/>
+        <w:spacing w:line="240" w:lineRule="auto"/>
         <w:rPr>
           <w:rFonts w:ascii="Courier New" w:eastAsia="Times New Roman" w:hAnsi="Courier New" w:cs="Courier New"/>
           <w:kern w:val="0"/>
@@ -3232,7 +3241,7 @@
           <w:tab w:val="left" w:pos="13740"/>
           <w:tab w:val="left" w:pos="14656"/>
         </w:tabs>
-        <w:spacing w:after="0" w:line="240" w:lineRule="auto"/>
+        <w:spacing w:line="240" w:lineRule="auto"/>
         <w:rPr>
           <w:rFonts w:ascii="Courier New" w:eastAsia="Times New Roman" w:hAnsi="Courier New" w:cs="Courier New"/>
           <w:kern w:val="0"/>
@@ -3272,7 +3281,7 @@
           <w:tab w:val="left" w:pos="13740"/>
           <w:tab w:val="left" w:pos="14656"/>
         </w:tabs>
-        <w:spacing w:after="0" w:line="240" w:lineRule="auto"/>
+        <w:spacing w:line="240" w:lineRule="auto"/>
         <w:rPr>
           <w:rFonts w:ascii="Courier New" w:eastAsia="Times New Roman" w:hAnsi="Courier New" w:cs="Courier New"/>
           <w:kern w:val="0"/>
@@ -3290,6 +3299,218 @@
           <w14:ligatures w14:val="none"/>
         </w:rPr>
         <w:t xml:space="preserve">  task_completion_rate: 0.018</w:t>
+      </w:r>
+    </w:p>
+    <w:p/>
+    <w:p/>
+    <w:p>
+      <w:pPr>
+        <w:pStyle w:val="Heading1"/>
+      </w:pPr>
+      <w:r>
+        <w:lastRenderedPageBreak/>
+        <w:t>References</w:t>
+      </w:r>
+    </w:p>
+    <w:p>
+      <w:r>
+        <w:t>[1]</w:t>
+      </w:r>
+    </w:p>
+    <w:p>
+      <w:r>
+        <w:t>[2]</w:t>
+      </w:r>
+    </w:p>
+    <w:p>
+      <w:r>
+        <w:t xml:space="preserve">[3] </w:t>
+      </w:r>
+    </w:p>
+    <w:p/>
+    <w:p>
+      <w:pPr>
+        <w:pStyle w:val="Heading1"/>
+      </w:pPr>
+      <w:r>
+        <w:t>Appendix</w:t>
+      </w:r>
+    </w:p>
+    <w:p/>
+    <w:p>
+      <w:pPr>
+        <w:pStyle w:val="Heading2"/>
+      </w:pPr>
+      <w:r>
+        <w:t>Training Flowcharts</w:t>
+      </w:r>
+    </w:p>
+    <w:p/>
+    <w:p>
+      <w:pPr>
+        <w:pStyle w:val="Heading2"/>
+      </w:pPr>
+      <w:r>
+        <w:lastRenderedPageBreak/>
+        <w:t>Training Sequence</w:t>
+      </w:r>
+    </w:p>
+    <w:p>
+      <w:r>
+        <w:rPr>
+          <w:noProof/>
+        </w:rPr>
+        <w:drawing>
+          <wp:anchor distT="0" distB="0" distL="114300" distR="114300" simplePos="0" relativeHeight="251659264" behindDoc="0" locked="0" layoutInCell="1" allowOverlap="1" wp14:anchorId="52853F77" wp14:editId="5CE0AB65">
+            <wp:simplePos x="0" y="0"/>
+            <wp:positionH relativeFrom="column">
+              <wp:posOffset>0</wp:posOffset>
+            </wp:positionH>
+            <wp:positionV relativeFrom="paragraph">
+              <wp:posOffset>640080</wp:posOffset>
+            </wp:positionV>
+            <wp:extent cx="5549265" cy="7586345"/>
+            <wp:effectExtent l="0" t="0" r="635" b="0"/>
+            <wp:wrapTopAndBottom/>
+            <wp:docPr id="1694424933" name="Picture 18" descr="A diagram of a program&#10;&#10;AI-generated content may be incorrect."/>
+            <wp:cNvGraphicFramePr>
+              <a:graphicFrameLocks xmlns:a="http://schemas.openxmlformats.org/drawingml/2006/main" noChangeAspect="1"/>
+            </wp:cNvGraphicFramePr>
+            <a:graphic xmlns:a="http://schemas.openxmlformats.org/drawingml/2006/main">
+              <a:graphicData uri="http://schemas.openxmlformats.org/drawingml/2006/picture">
+                <pic:pic xmlns:pic="http://schemas.openxmlformats.org/drawingml/2006/picture">
+                  <pic:nvPicPr>
+                    <pic:cNvPr id="1694424933" name="Picture 18" descr="A diagram of a program&#10;&#10;AI-generated content may be incorrect."/>
+                    <pic:cNvPicPr/>
+                  </pic:nvPicPr>
+                  <pic:blipFill>
+                    <a:blip r:embed="rId4" cstate="print">
+                      <a:extLst>
+                        <a:ext uri="{28A0092B-C50C-407E-A947-70E740481C1C}">
+                          <a14:useLocalDpi xmlns:a14="http://schemas.microsoft.com/office/drawing/2010/main" val="0"/>
+                        </a:ext>
+                      </a:extLst>
+                    </a:blip>
+                    <a:stretch>
+                      <a:fillRect/>
+                    </a:stretch>
+                  </pic:blipFill>
+                  <pic:spPr>
+                    <a:xfrm>
+                      <a:off x="0" y="0"/>
+                      <a:ext cx="5549265" cy="7586345"/>
+                    </a:xfrm>
+                    <a:prstGeom prst="rect">
+                      <a:avLst/>
+                    </a:prstGeom>
+                  </pic:spPr>
+                </pic:pic>
+              </a:graphicData>
+            </a:graphic>
+            <wp14:sizeRelH relativeFrom="page">
+              <wp14:pctWidth>0</wp14:pctWidth>
+            </wp14:sizeRelH>
+            <wp14:sizeRelV relativeFrom="page">
+              <wp14:pctHeight>0</wp14:pctHeight>
+            </wp14:sizeRelV>
+          </wp:anchor>
+        </w:drawing>
+      </w:r>
+    </w:p>
+    <w:p/>
+    <w:p/>
+    <w:p>
+      <w:pPr>
+        <w:pStyle w:val="Heading2"/>
+      </w:pPr>
+      <w:r>
+        <w:rPr>
+          <w:noProof/>
+        </w:rPr>
+        <w:drawing>
+          <wp:anchor distT="0" distB="0" distL="114300" distR="114300" simplePos="0" relativeHeight="251661312" behindDoc="1" locked="0" layoutInCell="1" allowOverlap="1" wp14:anchorId="58CF791F" wp14:editId="40B61657">
+            <wp:simplePos x="0" y="0"/>
+            <wp:positionH relativeFrom="column">
+              <wp:posOffset>727075</wp:posOffset>
+            </wp:positionH>
+            <wp:positionV relativeFrom="paragraph">
+              <wp:posOffset>113030</wp:posOffset>
+            </wp:positionV>
+            <wp:extent cx="3019425" cy="8407400"/>
+            <wp:effectExtent l="0" t="0" r="3175" b="0"/>
+            <wp:wrapNone/>
+            <wp:docPr id="1793027756" name="Picture 4" descr="A diagram of a company&#10;&#10;AI-generated content may be incorrect."/>
+            <wp:cNvGraphicFramePr>
+              <a:graphicFrameLocks xmlns:a="http://schemas.openxmlformats.org/drawingml/2006/main" noChangeAspect="1"/>
+            </wp:cNvGraphicFramePr>
+            <a:graphic xmlns:a="http://schemas.openxmlformats.org/drawingml/2006/main">
+              <a:graphicData uri="http://schemas.openxmlformats.org/drawingml/2006/picture">
+                <pic:pic xmlns:pic="http://schemas.openxmlformats.org/drawingml/2006/picture">
+                  <pic:nvPicPr>
+                    <pic:cNvPr id="1793027756" name="Picture 4" descr="A diagram of a company&#10;&#10;AI-generated content may be incorrect."/>
+                    <pic:cNvPicPr/>
+                  </pic:nvPicPr>
+                  <pic:blipFill>
+                    <a:blip r:embed="rId5" cstate="print">
+                      <a:extLst>
+                        <a:ext uri="{28A0092B-C50C-407E-A947-70E740481C1C}">
+                          <a14:useLocalDpi xmlns:a14="http://schemas.microsoft.com/office/drawing/2010/main" val="0"/>
+                        </a:ext>
+                      </a:extLst>
+                    </a:blip>
+                    <a:stretch>
+                      <a:fillRect/>
+                    </a:stretch>
+                  </pic:blipFill>
+                  <pic:spPr>
+                    <a:xfrm>
+                      <a:off x="0" y="0"/>
+                      <a:ext cx="3019425" cy="8407400"/>
+                    </a:xfrm>
+                    <a:prstGeom prst="rect">
+                      <a:avLst/>
+                    </a:prstGeom>
+                  </pic:spPr>
+                </pic:pic>
+              </a:graphicData>
+            </a:graphic>
+            <wp14:sizeRelH relativeFrom="page">
+              <wp14:pctWidth>0</wp14:pctWidth>
+            </wp14:sizeRelH>
+            <wp14:sizeRelV relativeFrom="page">
+              <wp14:pctHeight>0</wp14:pctHeight>
+            </wp14:sizeRelV>
+          </wp:anchor>
+        </w:drawing>
+      </w:r>
+      <w:r>
+        <w:t>Training Loop</w:t>
+      </w:r>
+    </w:p>
+    <w:p/>
+    <w:p/>
+    <w:p/>
+    <w:p/>
+    <w:p/>
+    <w:p/>
+    <w:p/>
+    <w:p/>
+    <w:p/>
+    <w:p/>
+    <w:p/>
+    <w:p/>
+    <w:p/>
+    <w:p/>
+    <w:p/>
+    <w:p/>
+    <w:p/>
+    <w:p/>
+    <w:p>
+      <w:pPr>
+        <w:spacing w:after="160"/>
+      </w:pPr>
+      <w:r>
+        <w:br w:type="page"/>
       </w:r>
     </w:p>
     <w:p/>
@@ -3703,7 +3924,10 @@
   <w:style w:type="paragraph" w:default="1" w:styleId="Normal">
     <w:name w:val="Normal"/>
     <w:qFormat/>
-    <w:rsid w:val="00832BA2"/>
+    <w:rsid w:val="00212E75"/>
+    <w:pPr>
+      <w:spacing w:after="0"/>
+    </w:pPr>
     <w:rPr>
       <w:sz w:val="19"/>
     </w:rPr>
@@ -3719,7 +3943,6 @@
     <w:pPr>
       <w:keepNext/>
       <w:keepLines/>
-      <w:spacing w:after="0"/>
       <w:outlineLvl w:val="0"/>
     </w:pPr>
     <w:rPr>
@@ -3735,14 +3958,12 @@
     <w:next w:val="Normal"/>
     <w:link w:val="Heading2Char"/>
     <w:uiPriority w:val="9"/>
-    <w:semiHidden/>
     <w:unhideWhenUsed/>
     <w:qFormat/>
     <w:rsid w:val="00832BA2"/>
     <w:pPr>
       <w:keepNext/>
       <w:keepLines/>
-      <w:spacing w:after="0"/>
       <w:outlineLvl w:val="1"/>
     </w:pPr>
     <w:rPr>
@@ -3832,7 +4053,7 @@
     <w:pPr>
       <w:keepNext/>
       <w:keepLines/>
-      <w:spacing w:before="40" w:after="0"/>
+      <w:spacing w:before="40"/>
       <w:outlineLvl w:val="5"/>
     </w:pPr>
     <w:rPr>
@@ -3855,7 +4076,7 @@
     <w:pPr>
       <w:keepNext/>
       <w:keepLines/>
-      <w:spacing w:before="40" w:after="0"/>
+      <w:spacing w:before="40"/>
       <w:outlineLvl w:val="6"/>
     </w:pPr>
     <w:rPr>
@@ -3876,7 +4097,6 @@
     <w:pPr>
       <w:keepNext/>
       <w:keepLines/>
-      <w:spacing w:after="0"/>
       <w:outlineLvl w:val="7"/>
     </w:pPr>
     <w:rPr>
@@ -3899,7 +4119,6 @@
     <w:pPr>
       <w:keepNext/>
       <w:keepLines/>
-      <w:spacing w:after="0"/>
       <w:outlineLvl w:val="8"/>
     </w:pPr>
     <w:rPr>
@@ -3952,7 +4171,6 @@
     <w:basedOn w:val="DefaultParagraphFont"/>
     <w:link w:val="Heading2"/>
     <w:uiPriority w:val="9"/>
-    <w:semiHidden/>
     <w:rsid w:val="00832BA2"/>
     <w:rPr>
       <w:rFonts w:asciiTheme="majorHAnsi" w:eastAsiaTheme="majorEastAsia" w:hAnsiTheme="majorHAnsi" w:cstheme="majorBidi"/>
@@ -4250,7 +4468,7 @@
         <w:tab w:val="left" w:pos="13740"/>
         <w:tab w:val="left" w:pos="14656"/>
       </w:tabs>
-      <w:spacing w:after="0" w:line="240" w:lineRule="auto"/>
+      <w:spacing w:line="240" w:lineRule="auto"/>
     </w:pPr>
     <w:rPr>
       <w:rFonts w:ascii="Courier New" w:eastAsia="Times New Roman" w:hAnsi="Courier New" w:cs="Courier New"/>
